--- a/submission/04_Declaration_of_Competing_Interest.docx
+++ b/submission/04_Declaration_of_Competing_Interest.docx
@@ -6,6 +6,7 @@
     <w:p>
       <w:pPr>
         <w:pStyle w:val="Heading1"/>
+        <w:jc w:val="left"/>
       </w:pPr>
       <w:r>
         <w:t xml:space="preserve">Declaration of interests</w:t>
@@ -14,11 +15,12 @@
     <w:p>
       <w:pPr>
         <w:pStyle w:val="FirstParagraph"/>
+        <w:jc w:val="left"/>
       </w:pPr>
       <w:r>
         <w:rPr>
+          <w:b/>
           <w:bCs/>
-          <w:b/>
         </w:rPr>
         <w:t xml:space="preserve">Manuscript title:</w:t>
       </w:r>
@@ -32,11 +34,12 @@
     <w:p>
       <w:pPr>
         <w:pStyle w:val="BodyText"/>
+        <w:jc w:val="left"/>
       </w:pPr>
       <w:r>
         <w:rPr>
+          <w:b/>
           <w:bCs/>
-          <w:b/>
         </w:rPr>
         <w:t xml:space="preserve">Journal:</w:t>
       </w:r>
@@ -50,6 +53,7 @@
     <w:p>
       <w:pPr>
         <w:pStyle w:val="BodyText"/>
+        <w:jc w:val="left"/>
       </w:pPr>
       <w:r>
         <w:t xml:space="preserve">The authors declare that they have no known competing financial interests or personal relationships that could have appeared to influence the work reported in this paper.</w:t>
@@ -58,11 +62,12 @@
     <w:p>
       <w:pPr>
         <w:pStyle w:val="BodyText"/>
+        <w:jc w:val="left"/>
       </w:pPr>
       <w:r>
         <w:rPr>
+          <w:b/>
           <w:bCs/>
-          <w:b/>
         </w:rPr>
         <w:t xml:space="preserve">Authors:</w:t>
       </w:r>
@@ -76,11 +81,12 @@
     <w:p>
       <w:pPr>
         <w:pStyle w:val="BodyText"/>
+        <w:jc w:val="left"/>
       </w:pPr>
       <w:r>
         <w:rPr>
+          <w:b/>
           <w:bCs/>
-          <w:b/>
         </w:rPr>
         <w:t xml:space="preserve">Date:</w:t>
       </w:r>
@@ -94,7 +100,7 @@
     <w:bookmarkEnd w:id="20"/>
     <w:sectPr>
       <w:headerReference r:id="rId9" w:type="default"/>
-      <w:pgMar w:bottom="1440" w:left="1440" w:right="1440" w:top="1440"/>
+      <w:pgMar w:bottom="1440" w:left="1440" w:right="1440" w:top="1440" w:header="708" w:footer="708" w:gutter="0"/>
     </w:sectPr>
   </w:body>
 </w:document>
@@ -142,7 +148,7 @@
 <file path=word/numbering.xml><?xml version="1.0" encoding="utf-8"?>
 <w:numbering xmlns:w="http://schemas.openxmlformats.org/wordprocessingml/2006/main">
   <w:abstractNum w:abstractNumId="990">
-    <w:nsid w:val="A990"/>
+    <w:nsid w:val="0000A990"/>
     <w:multiLevelType w:val="multilevel"/>
     <w:lvl w:ilvl="0">
       <w:numFmt w:val="bullet"/>
@@ -246,9 +252,11 @@
     <w:qFormat/>
     <w:pPr>
       <w:spacing w:after="0" w:line="480" w:lineRule="auto"/>
-    </w:pPr>
-    <w:rPr>
-      <w:rFonts w:ascii="Times New Roman" w:cs="Times New Roman" w:eastAsia="Times New Roman" w:hAnsi="Times New Roman"/>
+      <w:jc w:val="both"/>
+    </w:pPr>
+    <w:rPr>
+      <w:rFonts w:ascii="Times New Roman" w:cs="Times New Roman" w:eastAsia="Times New Roman" w:hAnsi="Times New Roman"/>
+      <w:color w:val="000000"/>
       <w:sz w:val="24"/>
     </w:rPr>
   </w:style>
@@ -256,12 +264,14 @@
     <w:name w:val="Body Text"/>
     <w:basedOn w:val="Normal"/>
     <w:link w:val="BodyTextChar"/>
+    <w:qFormat/>
     <w:pPr>
       <w:spacing w:after="0" w:before="180" w:line="480" w:lineRule="auto"/>
-    </w:pPr>
-    <w:qFormat/>
-    <w:rPr>
-      <w:rFonts w:ascii="Times New Roman" w:cs="Times New Roman" w:eastAsia="Times New Roman" w:hAnsi="Times New Roman"/>
+      <w:jc w:val="both"/>
+    </w:pPr>
+    <w:rPr>
+      <w:rFonts w:ascii="Times New Roman" w:cs="Times New Roman" w:eastAsia="Times New Roman" w:hAnsi="Times New Roman"/>
+      <w:color w:val="000000"/>
       <w:sz w:val="24"/>
     </w:rPr>
   </w:style>
@@ -272,9 +282,11 @@
     <w:qFormat/>
     <w:pPr>
       <w:spacing w:after="0" w:line="480" w:lineRule="auto"/>
-    </w:pPr>
-    <w:rPr>
-      <w:rFonts w:ascii="Times New Roman" w:cs="Times New Roman" w:eastAsia="Times New Roman" w:hAnsi="Times New Roman"/>
+      <w:jc w:val="both"/>
+    </w:pPr>
+    <w:rPr>
+      <w:rFonts w:ascii="Times New Roman" w:cs="Times New Roman" w:eastAsia="Times New Roman" w:hAnsi="Times New Roman"/>
+      <w:color w:val="000000"/>
       <w:sz w:val="24"/>
     </w:rPr>
   </w:style>
@@ -283,10 +295,11 @@
     <w:basedOn w:val="BodyText"/>
     <w:qFormat/>
     <w:pPr>
-      <w:spacing w:after="36" w:before="36"/>
-    </w:pPr>
-    <w:rPr>
-      <w:rFonts w:ascii="Times New Roman" w:cs="Times New Roman" w:eastAsia="Times New Roman" w:hAnsi="Times New Roman"/>
+      <w:spacing w:after="20" w:before="20" w:line="240" w:lineRule="auto"/>
+    </w:pPr>
+    <w:rPr>
+      <w:rFonts w:ascii="Times New Roman" w:cs="Times New Roman" w:eastAsia="Times New Roman" w:hAnsi="Times New Roman"/>
+      <w:color w:val="000000"/>
       <w:sz w:val="20"/>
     </w:rPr>
   </w:style>
@@ -305,6 +318,7 @@
       <w:rFonts w:ascii="Times New Roman" w:cs="Times New Roman" w:eastAsia="Times New Roman" w:hAnsi="Times New Roman"/>
       <w:b/>
       <w:bCs/>
+      <w:color w:val="000000"/>
       <w:sz w:val="32"/>
       <w:szCs w:val="36"/>
     </w:rPr>
@@ -322,6 +336,7 @@
     </w:pPr>
     <w:rPr>
       <w:rFonts w:ascii="Times New Roman" w:cs="Times New Roman" w:eastAsia="Times New Roman" w:hAnsi="Times New Roman"/>
+      <w:color w:val="000000"/>
       <w:sz w:val="30"/>
       <w:szCs w:val="30"/>
     </w:rPr>
@@ -337,6 +352,7 @@
     </w:pPr>
     <w:rPr>
       <w:rFonts w:ascii="Times New Roman" w:cs="Times New Roman" w:eastAsia="Times New Roman" w:hAnsi="Times New Roman"/>
+      <w:color w:val="000000"/>
     </w:rPr>
   </w:style>
   <w:style w:styleId="Date" w:type="paragraph">
@@ -350,6 +366,7 @@
     </w:pPr>
     <w:rPr>
       <w:rFonts w:ascii="Times New Roman" w:cs="Times New Roman" w:eastAsia="Times New Roman" w:hAnsi="Times New Roman"/>
+      <w:color w:val="000000"/>
     </w:rPr>
   </w:style>
   <w:style w:customStyle="1" w:styleId="AbstractTitle" w:type="paragraph">
@@ -360,16 +377,15 @@
     <w:pPr>
       <w:keepNext/>
       <w:keepLines/>
+      <w:spacing w:after="0" w:before="300"/>
       <w:jc w:val="center"/>
-      <w:spacing w:after="0" w:before="300"/>
-    </w:pPr>
-    <w:rPr>
+    </w:pPr>
+    <w:rPr>
+      <w:rFonts w:ascii="Times New Roman" w:cs="Times New Roman" w:eastAsia="Times New Roman" w:hAnsi="Times New Roman"/>
+      <w:b/>
+      <w:color w:val="000000"/>
       <w:sz w:val="20"/>
       <w:szCs w:val="20"/>
-      <w:rFonts w:ascii="Times New Roman" w:cs="Times New Roman" w:eastAsia="Times New Roman" w:hAnsi="Times New Roman"/>
-      <w:b/>
-      <w:color w:val="345A8A"/>
-      &gt;
     </w:rPr>
   </w:style>
   <w:style w:customStyle="1" w:styleId="Abstract" w:type="paragraph">
@@ -384,6 +400,7 @@
     </w:pPr>
     <w:rPr>
       <w:rFonts w:ascii="Times New Roman" w:cs="Times New Roman" w:eastAsia="Times New Roman" w:hAnsi="Times New Roman"/>
+      <w:color w:val="000000"/>
       <w:sz w:val="20"/>
       <w:szCs w:val="20"/>
     </w:rPr>
@@ -396,6 +413,7 @@
     <w:pPr/>
     <w:rPr>
       <w:rFonts w:ascii="Times New Roman" w:cs="Times New Roman" w:eastAsia="Times New Roman" w:hAnsi="Times New Roman"/>
+      <w:color w:val="000000"/>
     </w:rPr>
   </w:style>
   <w:style w:styleId="Heading1" w:type="paragraph">
@@ -414,7 +432,7 @@
       <w:rFonts w:ascii="Times New Roman" w:cs="Times New Roman" w:eastAsia="Times New Roman" w:hAnsi="Times New Roman"/>
       <w:b/>
       <w:bCs/>
-      <w:color w:themeColor="accent1" w:val="4F81BD"/>
+      <w:color w:val="000000"/>
       <w:sz w:val="32"/>
       <w:szCs w:val="32"/>
     </w:rPr>
@@ -436,7 +454,7 @@
       <w:rFonts w:ascii="Times New Roman" w:cs="Times New Roman" w:eastAsia="Times New Roman" w:hAnsi="Times New Roman"/>
       <w:b/>
       <w:bCs/>
-      <w:color w:themeColor="accent1" w:val="4F81BD"/>
+      <w:color w:val="000000"/>
       <w:sz w:val="28"/>
       <w:szCs w:val="28"/>
     </w:rPr>
@@ -458,7 +476,7 @@
       <w:rFonts w:ascii="Times New Roman" w:cs="Times New Roman" w:eastAsia="Times New Roman" w:hAnsi="Times New Roman"/>
       <w:b/>
       <w:bCs/>
-      <w:color w:themeColor="accent1" w:val="4F81BD"/>
+      <w:color w:val="000000"/>
       <w:sz w:val="24"/>
       <w:szCs w:val="24"/>
     </w:rPr>
@@ -478,9 +496,9 @@
     </w:pPr>
     <w:rPr>
       <w:rFonts w:ascii="Times New Roman" w:cs="Times New Roman" w:eastAsia="Times New Roman" w:hAnsi="Times New Roman"/>
+      <w:bCs/>
       <w:i/>
-      <w:bCs/>
-      <w:color w:themeColor="accent1" w:val="4F81BD"/>
+      <w:color w:val="000000"/>
       <w:sz w:val="24"/>
       <w:szCs w:val="24"/>
     </w:rPr>
@@ -501,7 +519,7 @@
     <w:rPr>
       <w:rFonts w:ascii="Times New Roman" w:cs="Times New Roman" w:eastAsia="Times New Roman" w:hAnsi="Times New Roman"/>
       <w:iCs/>
-      <w:color w:themeColor="accent1" w:val="4F81BD"/>
+      <w:color w:val="000000"/>
       <w:sz w:val="24"/>
       <w:szCs w:val="24"/>
     </w:rPr>
@@ -521,7 +539,7 @@
     </w:pPr>
     <w:rPr>
       <w:rFonts w:ascii="Times New Roman" w:cs="Times New Roman" w:eastAsia="Times New Roman" w:hAnsi="Times New Roman"/>
-      <w:color w:themeColor="accent1" w:val="4F81BD"/>
+      <w:color w:val="000000"/>
       <w:sz w:val="24"/>
       <w:szCs w:val="24"/>
     </w:rPr>
@@ -541,7 +559,7 @@
     </w:pPr>
     <w:rPr>
       <w:rFonts w:ascii="Times New Roman" w:cs="Times New Roman" w:eastAsia="Times New Roman" w:hAnsi="Times New Roman"/>
-      <w:color w:themeColor="accent1" w:val="4F81BD"/>
+      <w:color w:val="000000"/>
       <w:sz w:val="24"/>
       <w:szCs w:val="24"/>
     </w:rPr>
@@ -561,7 +579,7 @@
     </w:pPr>
     <w:rPr>
       <w:rFonts w:ascii="Times New Roman" w:cs="Times New Roman" w:eastAsia="Times New Roman" w:hAnsi="Times New Roman"/>
-      <w:color w:themeColor="accent1" w:val="4F81BD"/>
+      <w:color w:val="000000"/>
       <w:sz w:val="24"/>
       <w:szCs w:val="24"/>
     </w:rPr>
@@ -581,7 +599,7 @@
     </w:pPr>
     <w:rPr>
       <w:rFonts w:ascii="Times New Roman" w:cs="Times New Roman" w:eastAsia="Times New Roman" w:hAnsi="Times New Roman"/>
-      <w:color w:themeColor="accent1" w:val="4F81BD"/>
+      <w:color w:val="000000"/>
       <w:sz w:val="24"/>
       <w:szCs w:val="24"/>
     </w:rPr>
@@ -599,6 +617,7 @@
     </w:pPr>
     <w:rPr>
       <w:rFonts w:ascii="Times New Roman" w:cs="Times New Roman" w:eastAsia="Times New Roman" w:hAnsi="Times New Roman"/>
+      <w:color w:val="000000"/>
     </w:rPr>
   </w:style>
   <w:style w:styleId="FootnoteText" w:type="paragraph">
@@ -610,6 +629,7 @@
     <w:qFormat/>
     <w:rPr>
       <w:rFonts w:ascii="Times New Roman" w:cs="Times New Roman" w:eastAsia="Times New Roman" w:hAnsi="Times New Roman"/>
+      <w:color w:val="000000"/>
     </w:rPr>
   </w:style>
   <w:style w:default="1" w:styleId="DefaultParagraphFont" w:type="character">
@@ -618,6 +638,7 @@
     <w:unhideWhenUsed/>
     <w:rPr>
       <w:rFonts w:ascii="Times New Roman" w:cs="Times New Roman" w:eastAsia="Times New Roman" w:hAnsi="Times New Roman"/>
+      <w:color w:val="000000"/>
     </w:rPr>
   </w:style>
   <w:style w:default="1" w:styleId="Table" w:type="table">
@@ -626,8 +647,12 @@
     <w:semiHidden/>
     <w:unhideWhenUsed/>
     <w:qFormat/>
-    <w:rPr>
-      <w:rFonts w:ascii="Times New Roman" w:cs="Times New Roman" w:eastAsia="Times New Roman" w:hAnsi="Times New Roman"/>
+    <w:pPr>
+      <w:spacing w:after="20" w:before="20" w:line="240" w:lineRule="auto"/>
+    </w:pPr>
+    <w:rPr>
+      <w:rFonts w:ascii="Times New Roman" w:cs="Times New Roman" w:eastAsia="Times New Roman" w:hAnsi="Times New Roman"/>
+      <w:color w:val="000000"/>
       <w:sz w:val="20"/>
     </w:rPr>
     <w:tblPr>
@@ -648,10 +673,10 @@
         <w:jc w:val="left"/>
       </w:trPr>
       <w:tcPr>
-        <w:vAlign w:val="bottom"/>
         <w:tcBorders>
           <w:bottom w:val="single"/>
         </w:tcBorders>
+        <w:vAlign w:val="bottom"/>
       </w:tcPr>
     </w:tblStylePr>
   </w:style>
@@ -667,6 +692,7 @@
     <w:rPr>
       <w:rFonts w:ascii="Times New Roman" w:cs="Times New Roman" w:eastAsia="Times New Roman" w:hAnsi="Times New Roman"/>
       <w:b/>
+      <w:color w:val="000000"/>
     </w:rPr>
   </w:style>
   <w:style w:customStyle="1" w:styleId="Definition" w:type="paragraph">
@@ -674,6 +700,7 @@
     <w:basedOn w:val="Normal"/>
     <w:rPr>
       <w:rFonts w:ascii="Times New Roman" w:cs="Times New Roman" w:eastAsia="Times New Roman" w:hAnsi="Times New Roman"/>
+      <w:color w:val="000000"/>
     </w:rPr>
   </w:style>
   <w:style w:styleId="Caption" w:type="paragraph">
@@ -686,6 +713,7 @@
     <w:rPr>
       <w:rFonts w:ascii="Times New Roman" w:cs="Times New Roman" w:eastAsia="Times New Roman" w:hAnsi="Times New Roman"/>
       <w:i/>
+      <w:color w:val="000000"/>
     </w:rPr>
   </w:style>
   <w:style w:customStyle="1" w:styleId="TableCaption" w:type="paragraph">
@@ -696,6 +724,7 @@
     </w:pPr>
     <w:rPr>
       <w:rFonts w:ascii="Times New Roman" w:cs="Times New Roman" w:eastAsia="Times New Roman" w:hAnsi="Times New Roman"/>
+      <w:color w:val="000000"/>
     </w:rPr>
   </w:style>
   <w:style w:customStyle="1" w:styleId="ImageCaption" w:type="paragraph">
@@ -703,6 +732,7 @@
     <w:basedOn w:val="Caption"/>
     <w:rPr>
       <w:rFonts w:ascii="Times New Roman" w:cs="Times New Roman" w:eastAsia="Times New Roman" w:hAnsi="Times New Roman"/>
+      <w:color w:val="000000"/>
       <w:sz w:val="22"/>
     </w:rPr>
   </w:style>
@@ -711,6 +741,7 @@
     <w:basedOn w:val="Normal"/>
     <w:rPr>
       <w:rFonts w:ascii="Times New Roman" w:cs="Times New Roman" w:eastAsia="Times New Roman" w:hAnsi="Times New Roman"/>
+      <w:color w:val="000000"/>
     </w:rPr>
   </w:style>
   <w:style w:customStyle="1" w:styleId="CaptionedFigure" w:type="paragraph">
@@ -721,6 +752,7 @@
     </w:pPr>
     <w:rPr>
       <w:rFonts w:ascii="Times New Roman" w:cs="Times New Roman" w:eastAsia="Times New Roman" w:hAnsi="Times New Roman"/>
+      <w:color w:val="000000"/>
     </w:rPr>
   </w:style>
   <w:style w:customStyle="1" w:styleId="BodyTextChar" w:type="character">
@@ -729,6 +761,7 @@
     <w:link w:val="BodyText"/>
     <w:rPr>
       <w:rFonts w:ascii="Times New Roman" w:cs="Times New Roman" w:eastAsia="Times New Roman" w:hAnsi="Times New Roman"/>
+      <w:color w:val="000000"/>
     </w:rPr>
   </w:style>
   <w:style w:customStyle="1" w:styleId="VerbatimChar" w:type="character">
@@ -736,6 +769,7 @@
     <w:basedOn w:val="BodyTextChar"/>
     <w:rPr>
       <w:rFonts w:ascii="Times New Roman" w:cs="Times New Roman" w:eastAsia="Times New Roman" w:hAnsi="Times New Roman"/>
+      <w:color w:val="000000"/>
       <w:sz w:val="22"/>
     </w:rPr>
   </w:style>
@@ -744,6 +778,7 @@
     <w:basedOn w:val="BodyTextChar"/>
     <w:rPr>
       <w:rFonts w:ascii="Times New Roman" w:cs="Times New Roman" w:eastAsia="Times New Roman" w:hAnsi="Times New Roman"/>
+      <w:color w:val="000000"/>
     </w:rPr>
   </w:style>
   <w:style w:styleId="FootnoteReference" w:type="character">
@@ -751,6 +786,7 @@
     <w:basedOn w:val="BodyTextChar"/>
     <w:rPr>
       <w:rFonts w:ascii="Times New Roman" w:cs="Times New Roman" w:eastAsia="Times New Roman" w:hAnsi="Times New Roman"/>
+      <w:color w:val="000000"/>
       <w:vertAlign w:val="superscript"/>
     </w:rPr>
   </w:style>
@@ -759,7 +795,8 @@
     <w:basedOn w:val="BodyTextChar"/>
     <w:rPr>
       <w:rFonts w:ascii="Times New Roman" w:cs="Times New Roman" w:eastAsia="Times New Roman" w:hAnsi="Times New Roman"/>
-      <w:color w:themeColor="accent1" w:val="4F81BD"/>
+      <w:color w:val="000000"/>
+      <w:u w:val="none"/>
     </w:rPr>
   </w:style>
   <w:style w:styleId="TOCHeading" w:type="paragraph">
@@ -777,7 +814,7 @@
       <w:rFonts w:ascii="Times New Roman" w:cs="Times New Roman" w:eastAsia="Times New Roman" w:hAnsi="Times New Roman"/>
       <w:b w:val="0"/>
       <w:bCs w:val="0"/>
-      <w:color w:themeColor="accent1" w:themeShade="BF" w:val="365F91"/>
+      <w:color w:val="000000"/>
     </w:rPr>
   </w:style>
   <w:style w:type="paragraph" w:customStyle="1" w:styleId="SourceCode">
@@ -792,8 +829,8 @@
     <w:name w:val="KeywordTok"/>
     <w:basedOn w:val="VerbatimChar"/>
     <w:rPr>
+      <w:b/>
       <w:color w:val="007020"/>
-      <w:b/>
     </w:rPr>
   </w:style>
   <w:style w:type="character" w:customStyle="1" w:styleId="DataTypeTok">
@@ -870,42 +907,42 @@
     <w:name w:val="ImportTok"/>
     <w:basedOn w:val="VerbatimChar"/>
     <w:rPr>
+      <w:b/>
       <w:color w:val="008000"/>
-      <w:b/>
     </w:rPr>
   </w:style>
   <w:style w:type="character" w:customStyle="1" w:styleId="CommentTok">
     <w:name w:val="CommentTok"/>
     <w:basedOn w:val="VerbatimChar"/>
     <w:rPr>
+      <w:i/>
       <w:color w:val="60a0b0"/>
-      <w:i/>
     </w:rPr>
   </w:style>
   <w:style w:type="character" w:customStyle="1" w:styleId="DocumentationTok">
     <w:name w:val="DocumentationTok"/>
     <w:basedOn w:val="VerbatimChar"/>
     <w:rPr>
+      <w:i/>
       <w:color w:val="ba2121"/>
-      <w:i/>
     </w:rPr>
   </w:style>
   <w:style w:type="character" w:customStyle="1" w:styleId="AnnotationTok">
     <w:name w:val="AnnotationTok"/>
     <w:basedOn w:val="VerbatimChar"/>
     <w:rPr>
+      <w:b/>
+      <w:i/>
       <w:color w:val="60a0b0"/>
-      <w:b/>
-      <w:i/>
     </w:rPr>
   </w:style>
   <w:style w:type="character" w:customStyle="1" w:styleId="CommentVarTok">
     <w:name w:val="CommentVarTok"/>
     <w:basedOn w:val="VerbatimChar"/>
     <w:rPr>
+      <w:b/>
+      <w:i/>
       <w:color w:val="60a0b0"/>
-      <w:b/>
-      <w:i/>
     </w:rPr>
   </w:style>
   <w:style w:type="character" w:customStyle="1" w:styleId="OtherTok">
@@ -933,8 +970,8 @@
     <w:name w:val="ControlFlowTok"/>
     <w:basedOn w:val="VerbatimChar"/>
     <w:rPr>
+      <w:b/>
       <w:color w:val="007020"/>
-      <w:b/>
     </w:rPr>
   </w:style>
   <w:style w:type="character" w:customStyle="1" w:styleId="OperatorTok">
@@ -979,34 +1016,34 @@
     <w:name w:val="InformationTok"/>
     <w:basedOn w:val="VerbatimChar"/>
     <w:rPr>
+      <w:b/>
+      <w:i/>
       <w:color w:val="60a0b0"/>
-      <w:b/>
-      <w:i/>
     </w:rPr>
   </w:style>
   <w:style w:type="character" w:customStyle="1" w:styleId="WarningTok">
     <w:name w:val="WarningTok"/>
     <w:basedOn w:val="VerbatimChar"/>
     <w:rPr>
+      <w:b/>
+      <w:i/>
       <w:color w:val="60a0b0"/>
-      <w:b/>
-      <w:i/>
     </w:rPr>
   </w:style>
   <w:style w:type="character" w:customStyle="1" w:styleId="AlertTok">
     <w:name w:val="AlertTok"/>
     <w:basedOn w:val="VerbatimChar"/>
     <w:rPr>
+      <w:b/>
       <w:color w:val="ff0000"/>
-      <w:b/>
     </w:rPr>
   </w:style>
   <w:style w:type="character" w:customStyle="1" w:styleId="ErrorTok">
     <w:name w:val="ErrorTok"/>
     <w:basedOn w:val="VerbatimChar"/>
     <w:rPr>
+      <w:b/>
       <w:color w:val="ff0000"/>
-      <w:b/>
     </w:rPr>
   </w:style>
   <w:style w:type="character" w:customStyle="1" w:styleId="NormalTok">
